--- a/docs/01_要求仕様書/GU_ECsite_要求仕様書_withai_v2.3_20260826.docx
+++ b/docs/01_要求仕様書/GU_ECsite_要求仕様書_withai_v2.3_20260826.docx
@@ -171,7 +171,6 @@
         <w:jc w:val="center"/>
         <w:tblLayout w:type="fixed"/>
         <w:tblLook w:firstColumn="1" w:firstRow="1" w:lastColumn="0" w:lastRow="0" w:noHBand="0" w:noVBand="1" w:val="04A0"/>
-        <w:tblInd w:w="928306" w:type="dxa"/>
       </w:tblPr>
       <w:tblGrid>
         <w:gridCol w:w="4873"/>
@@ -361,13 +360,13 @@
         <w:tblW w:type="auto" w:w="0"/>
         <w:jc w:val="center"/>
         <w:tblLayout w:type="fixed"/>
-        <w:tblLook w:firstColumn="1" w:firstRow="1" w:lastColumn="0" w:lastRow="0" w:noHBand="0" w:noVBand="1" w:val="04A0"/>
         <w:tblCellMar>
           <w:top w:w="20" w:type="dxa"/>
           <w:bottom w:w="20" w:type="dxa"/>
           <w:start w:w="60" w:type="dxa"/>
           <w:end w:w="60" w:type="dxa"/>
         </w:tblCellMar>
+        <w:tblLook w:firstColumn="1" w:firstRow="1" w:lastColumn="0" w:lastRow="0" w:noHBand="0" w:noVBand="1" w:val="04A0"/>
       </w:tblPr>
       <w:tblGrid>
         <w:gridCol w:w="1949"/>
@@ -1127,13 +1126,13 @@
         <w:tblW w:type="auto" w:w="0"/>
         <w:jc w:val="center"/>
         <w:tblLayout w:type="fixed"/>
-        <w:tblLook w:firstColumn="1" w:firstRow="1" w:lastColumn="0" w:lastRow="0" w:noHBand="0" w:noVBand="1" w:val="04A0"/>
         <w:tblCellMar>
           <w:top w:w="20" w:type="dxa"/>
           <w:bottom w:w="20" w:type="dxa"/>
           <w:start w:w="60" w:type="dxa"/>
           <w:end w:w="60" w:type="dxa"/>
         </w:tblCellMar>
+        <w:tblLook w:firstColumn="1" w:firstRow="1" w:lastColumn="0" w:lastRow="0" w:noHBand="0" w:noVBand="1" w:val="04A0"/>
       </w:tblPr>
       <w:tblGrid>
         <w:gridCol w:w="3249"/>
@@ -1429,13 +1428,13 @@
         <w:tblW w:type="auto" w:w="0"/>
         <w:jc w:val="center"/>
         <w:tblLayout w:type="fixed"/>
-        <w:tblLook w:firstColumn="1" w:firstRow="1" w:lastColumn="0" w:lastRow="0" w:noHBand="0" w:noVBand="1" w:val="04A0"/>
         <w:tblCellMar>
           <w:top w:w="20" w:type="dxa"/>
           <w:bottom w:w="20" w:type="dxa"/>
           <w:start w:w="60" w:type="dxa"/>
           <w:end w:w="60" w:type="dxa"/>
         </w:tblCellMar>
+        <w:tblLook w:firstColumn="1" w:firstRow="1" w:lastColumn="0" w:lastRow="0" w:noHBand="0" w:noVBand="1" w:val="04A0"/>
       </w:tblPr>
       <w:tblGrid>
         <w:gridCol w:w="4873"/>
@@ -1640,13 +1639,13 @@
         <w:tblW w:type="auto" w:w="0"/>
         <w:jc w:val="center"/>
         <w:tblLayout w:type="fixed"/>
-        <w:tblLook w:firstColumn="1" w:firstRow="1" w:lastColumn="0" w:lastRow="0" w:noHBand="0" w:noVBand="1" w:val="04A0"/>
         <w:tblCellMar>
           <w:top w:w="20" w:type="dxa"/>
           <w:bottom w:w="20" w:type="dxa"/>
           <w:start w:w="60" w:type="dxa"/>
           <w:end w:w="60" w:type="dxa"/>
         </w:tblCellMar>
+        <w:tblLook w:firstColumn="1" w:firstRow="1" w:lastColumn="0" w:lastRow="0" w:noHBand="0" w:noVBand="1" w:val="04A0"/>
       </w:tblPr>
       <w:tblGrid>
         <w:gridCol w:w="4873"/>
@@ -1846,13 +1845,13 @@
         <w:tblW w:type="auto" w:w="0"/>
         <w:jc w:val="center"/>
         <w:tblLayout w:type="fixed"/>
-        <w:tblLook w:firstColumn="1" w:firstRow="1" w:lastColumn="0" w:lastRow="0" w:noHBand="0" w:noVBand="1" w:val="04A0"/>
         <w:tblCellMar>
           <w:top w:w="20" w:type="dxa"/>
           <w:bottom w:w="20" w:type="dxa"/>
           <w:start w:w="60" w:type="dxa"/>
           <w:end w:w="60" w:type="dxa"/>
         </w:tblCellMar>
+        <w:tblLook w:firstColumn="1" w:firstRow="1" w:lastColumn="0" w:lastRow="0" w:noHBand="0" w:noVBand="1" w:val="04A0"/>
       </w:tblPr>
       <w:tblGrid>
         <w:gridCol w:w="4873"/>
@@ -2108,13 +2107,13 @@
         <w:tblW w:type="auto" w:w="0"/>
         <w:jc w:val="center"/>
         <w:tblLayout w:type="fixed"/>
-        <w:tblLook w:firstColumn="1" w:firstRow="1" w:lastColumn="0" w:lastRow="0" w:noHBand="0" w:noVBand="1" w:val="04A0"/>
         <w:tblCellMar>
           <w:top w:w="20" w:type="dxa"/>
           <w:bottom w:w="20" w:type="dxa"/>
           <w:start w:w="60" w:type="dxa"/>
           <w:end w:w="60" w:type="dxa"/>
         </w:tblCellMar>
+        <w:tblLook w:firstColumn="1" w:firstRow="1" w:lastColumn="0" w:lastRow="0" w:noHBand="0" w:noVBand="1" w:val="04A0"/>
       </w:tblPr>
       <w:tblGrid>
         <w:gridCol w:w="4873"/>
@@ -2437,13 +2436,13 @@
         <w:tblW w:type="auto" w:w="0"/>
         <w:jc w:val="center"/>
         <w:tblLayout w:type="fixed"/>
-        <w:tblLook w:firstColumn="1" w:firstRow="1" w:lastColumn="0" w:lastRow="0" w:noHBand="0" w:noVBand="1" w:val="04A0"/>
         <w:tblCellMar>
           <w:top w:w="20" w:type="dxa"/>
           <w:bottom w:w="20" w:type="dxa"/>
           <w:start w:w="60" w:type="dxa"/>
           <w:end w:w="60" w:type="dxa"/>
         </w:tblCellMar>
+        <w:tblLook w:firstColumn="1" w:firstRow="1" w:lastColumn="0" w:lastRow="0" w:noHBand="0" w:noVBand="1" w:val="04A0"/>
       </w:tblPr>
       <w:tblGrid>
         <w:gridCol w:w="2436"/>
@@ -3060,13 +3059,13 @@
         <w:tblW w:type="auto" w:w="0"/>
         <w:jc w:val="center"/>
         <w:tblLayout w:type="fixed"/>
-        <w:tblLook w:firstColumn="1" w:firstRow="1" w:lastColumn="0" w:lastRow="0" w:noHBand="0" w:noVBand="1" w:val="04A0"/>
         <w:tblCellMar>
           <w:top w:w="20" w:type="dxa"/>
           <w:bottom w:w="20" w:type="dxa"/>
           <w:start w:w="60" w:type="dxa"/>
           <w:end w:w="60" w:type="dxa"/>
         </w:tblCellMar>
+        <w:tblLook w:firstColumn="1" w:firstRow="1" w:lastColumn="0" w:lastRow="0" w:noHBand="0" w:noVBand="1" w:val="04A0"/>
       </w:tblPr>
       <w:tblGrid>
         <w:gridCol w:w="1949"/>
@@ -4101,13 +4100,13 @@
         <w:tblW w:type="auto" w:w="0"/>
         <w:jc w:val="center"/>
         <w:tblLayout w:type="fixed"/>
-        <w:tblLook w:firstColumn="1" w:firstRow="1" w:lastColumn="0" w:lastRow="0" w:noHBand="0" w:noVBand="1" w:val="04A0"/>
         <w:tblCellMar>
           <w:top w:w="20" w:type="dxa"/>
           <w:bottom w:w="20" w:type="dxa"/>
           <w:start w:w="60" w:type="dxa"/>
           <w:end w:w="60" w:type="dxa"/>
         </w:tblCellMar>
+        <w:tblLook w:firstColumn="1" w:firstRow="1" w:lastColumn="0" w:lastRow="0" w:noHBand="0" w:noVBand="1" w:val="04A0"/>
       </w:tblPr>
       <w:tblGrid>
         <w:gridCol w:w="1949"/>
@@ -5044,13 +5043,13 @@
         <w:tblW w:type="auto" w:w="0"/>
         <w:jc w:val="center"/>
         <w:tblLayout w:type="fixed"/>
-        <w:tblLook w:firstColumn="1" w:firstRow="1" w:lastColumn="0" w:lastRow="0" w:noHBand="0" w:noVBand="1" w:val="04A0"/>
         <w:tblCellMar>
           <w:top w:w="20" w:type="dxa"/>
           <w:bottom w:w="20" w:type="dxa"/>
           <w:start w:w="60" w:type="dxa"/>
           <w:end w:w="60" w:type="dxa"/>
         </w:tblCellMar>
+        <w:tblLook w:firstColumn="1" w:firstRow="1" w:lastColumn="0" w:lastRow="0" w:noHBand="0" w:noVBand="1" w:val="04A0"/>
       </w:tblPr>
       <w:tblGrid>
         <w:gridCol w:w="1949"/>
@@ -5391,13 +5390,13 @@
         <w:tblW w:type="auto" w:w="0"/>
         <w:jc w:val="center"/>
         <w:tblLayout w:type="fixed"/>
-        <w:tblLook w:firstColumn="1" w:firstRow="1" w:lastColumn="0" w:lastRow="0" w:noHBand="0" w:noVBand="1" w:val="04A0"/>
         <w:tblCellMar>
           <w:top w:w="20" w:type="dxa"/>
           <w:bottom w:w="20" w:type="dxa"/>
           <w:start w:w="60" w:type="dxa"/>
           <w:end w:w="60" w:type="dxa"/>
         </w:tblCellMar>
+        <w:tblLook w:firstColumn="1" w:firstRow="1" w:lastColumn="0" w:lastRow="0" w:noHBand="0" w:noVBand="1" w:val="04A0"/>
       </w:tblPr>
       <w:tblGrid>
         <w:gridCol w:w="1949"/>
@@ -6233,13 +6232,13 @@
         <w:tblW w:type="auto" w:w="0"/>
         <w:jc w:val="center"/>
         <w:tblLayout w:type="fixed"/>
-        <w:tblLook w:firstColumn="1" w:firstRow="1" w:lastColumn="0" w:lastRow="0" w:noHBand="0" w:noVBand="1" w:val="04A0"/>
         <w:tblCellMar>
           <w:top w:w="20" w:type="dxa"/>
           <w:bottom w:w="20" w:type="dxa"/>
           <w:start w:w="60" w:type="dxa"/>
           <w:end w:w="60" w:type="dxa"/>
         </w:tblCellMar>
+        <w:tblLook w:firstColumn="1" w:firstRow="1" w:lastColumn="0" w:lastRow="0" w:noHBand="0" w:noVBand="1" w:val="04A0"/>
       </w:tblPr>
       <w:tblGrid>
         <w:gridCol w:w="1949"/>
@@ -7176,13 +7175,13 @@
         <w:tblW w:type="auto" w:w="0"/>
         <w:jc w:val="center"/>
         <w:tblLayout w:type="fixed"/>
-        <w:tblLook w:firstColumn="1" w:firstRow="1" w:lastColumn="0" w:lastRow="0" w:noHBand="0" w:noVBand="1" w:val="04A0"/>
         <w:tblCellMar>
           <w:top w:w="20" w:type="dxa"/>
           <w:bottom w:w="20" w:type="dxa"/>
           <w:start w:w="60" w:type="dxa"/>
           <w:end w:w="60" w:type="dxa"/>
         </w:tblCellMar>
+        <w:tblLook w:firstColumn="1" w:firstRow="1" w:lastColumn="0" w:lastRow="0" w:noHBand="0" w:noVBand="1" w:val="04A0"/>
       </w:tblPr>
       <w:tblGrid>
         <w:gridCol w:w="1949"/>
@@ -7721,13 +7720,13 @@
         <w:tblW w:type="auto" w:w="0"/>
         <w:jc w:val="center"/>
         <w:tblLayout w:type="fixed"/>
-        <w:tblLook w:firstColumn="1" w:firstRow="1" w:lastColumn="0" w:lastRow="0" w:noHBand="0" w:noVBand="1" w:val="04A0"/>
         <w:tblCellMar>
           <w:top w:w="20" w:type="dxa"/>
           <w:bottom w:w="20" w:type="dxa"/>
           <w:start w:w="60" w:type="dxa"/>
           <w:end w:w="60" w:type="dxa"/>
         </w:tblCellMar>
+        <w:tblLook w:firstColumn="1" w:firstRow="1" w:lastColumn="0" w:lastRow="0" w:noHBand="0" w:noVBand="1" w:val="04A0"/>
       </w:tblPr>
       <w:tblGrid>
         <w:gridCol w:w="1949"/>
@@ -8365,13 +8364,13 @@
         <w:tblW w:type="auto" w:w="0"/>
         <w:jc w:val="center"/>
         <w:tblLayout w:type="fixed"/>
-        <w:tblLook w:firstColumn="1" w:firstRow="1" w:lastColumn="0" w:lastRow="0" w:noHBand="0" w:noVBand="1" w:val="04A0"/>
         <w:tblCellMar>
           <w:top w:w="20" w:type="dxa"/>
           <w:bottom w:w="20" w:type="dxa"/>
           <w:start w:w="60" w:type="dxa"/>
           <w:end w:w="60" w:type="dxa"/>
         </w:tblCellMar>
+        <w:tblLook w:firstColumn="1" w:firstRow="1" w:lastColumn="0" w:lastRow="0" w:noHBand="0" w:noVBand="1" w:val="04A0"/>
       </w:tblPr>
       <w:tblGrid>
         <w:gridCol w:w="1949"/>
@@ -9406,13 +9405,13 @@
         <w:tblW w:type="auto" w:w="0"/>
         <w:jc w:val="center"/>
         <w:tblLayout w:type="fixed"/>
-        <w:tblLook w:firstColumn="1" w:firstRow="1" w:lastColumn="0" w:lastRow="0" w:noHBand="0" w:noVBand="1" w:val="04A0"/>
         <w:tblCellMar>
           <w:top w:w="20" w:type="dxa"/>
           <w:bottom w:w="20" w:type="dxa"/>
           <w:start w:w="60" w:type="dxa"/>
           <w:end w:w="60" w:type="dxa"/>
         </w:tblCellMar>
+        <w:tblLook w:firstColumn="1" w:firstRow="1" w:lastColumn="0" w:lastRow="0" w:noHBand="0" w:noVBand="1" w:val="04A0"/>
       </w:tblPr>
       <w:tblGrid>
         <w:gridCol w:w="1949"/>
@@ -9953,13 +9952,13 @@
         <w:tblW w:type="auto" w:w="0"/>
         <w:jc w:val="center"/>
         <w:tblLayout w:type="fixed"/>
-        <w:tblLook w:firstColumn="1" w:firstRow="1" w:lastColumn="0" w:lastRow="0" w:noHBand="0" w:noVBand="1" w:val="04A0"/>
         <w:tblCellMar>
           <w:top w:w="20" w:type="dxa"/>
           <w:bottom w:w="20" w:type="dxa"/>
           <w:start w:w="60" w:type="dxa"/>
           <w:end w:w="60" w:type="dxa"/>
         </w:tblCellMar>
+        <w:tblLook w:firstColumn="1" w:firstRow="1" w:lastColumn="0" w:lastRow="0" w:noHBand="0" w:noVBand="1" w:val="04A0"/>
       </w:tblPr>
       <w:tblGrid>
         <w:gridCol w:w="1949"/>
@@ -10300,13 +10299,13 @@
         <w:tblW w:type="auto" w:w="0"/>
         <w:jc w:val="center"/>
         <w:tblLayout w:type="fixed"/>
-        <w:tblLook w:firstColumn="1" w:firstRow="1" w:lastColumn="0" w:lastRow="0" w:noHBand="0" w:noVBand="1" w:val="04A0"/>
         <w:tblCellMar>
           <w:top w:w="20" w:type="dxa"/>
           <w:bottom w:w="20" w:type="dxa"/>
           <w:start w:w="60" w:type="dxa"/>
           <w:end w:w="60" w:type="dxa"/>
         </w:tblCellMar>
+        <w:tblLook w:firstColumn="1" w:firstRow="1" w:lastColumn="0" w:lastRow="0" w:noHBand="0" w:noVBand="1" w:val="04A0"/>
       </w:tblPr>
       <w:tblGrid>
         <w:gridCol w:w="1949"/>
@@ -11060,13 +11059,13 @@
         <w:tblW w:type="auto" w:w="0"/>
         <w:jc w:val="center"/>
         <w:tblLayout w:type="fixed"/>
-        <w:tblLook w:firstColumn="1" w:firstRow="1" w:lastColumn="0" w:lastRow="0" w:noHBand="0" w:noVBand="1" w:val="04A0"/>
         <w:tblCellMar>
           <w:top w:w="20" w:type="dxa"/>
           <w:bottom w:w="20" w:type="dxa"/>
           <w:start w:w="60" w:type="dxa"/>
           <w:end w:w="60" w:type="dxa"/>
         </w:tblCellMar>
+        <w:tblLook w:firstColumn="1" w:firstRow="1" w:lastColumn="0" w:lastRow="0" w:noHBand="0" w:noVBand="1" w:val="04A0"/>
       </w:tblPr>
       <w:tblGrid>
         <w:gridCol w:w="1949"/>
@@ -11718,13 +11717,13 @@
         <w:tblW w:type="auto" w:w="0"/>
         <w:jc w:val="center"/>
         <w:tblLayout w:type="fixed"/>
-        <w:tblLook w:firstColumn="1" w:firstRow="1" w:lastColumn="0" w:lastRow="0" w:noHBand="0" w:noVBand="1" w:val="04A0"/>
         <w:tblCellMar>
           <w:top w:w="20" w:type="dxa"/>
           <w:bottom w:w="20" w:type="dxa"/>
           <w:start w:w="60" w:type="dxa"/>
           <w:end w:w="60" w:type="dxa"/>
         </w:tblCellMar>
+        <w:tblLook w:firstColumn="1" w:firstRow="1" w:lastColumn="0" w:lastRow="0" w:noHBand="0" w:noVBand="1" w:val="04A0"/>
       </w:tblPr>
       <w:tblGrid>
         <w:gridCol w:w="1624"/>
@@ -13204,13 +13203,13 @@
         <w:tblW w:type="auto" w:w="0"/>
         <w:jc w:val="center"/>
         <w:tblLayout w:type="fixed"/>
-        <w:tblLook w:firstColumn="1" w:firstRow="1" w:lastColumn="0" w:lastRow="0" w:noHBand="0" w:noVBand="1" w:val="04A0"/>
         <w:tblCellMar>
           <w:top w:w="20" w:type="dxa"/>
           <w:bottom w:w="20" w:type="dxa"/>
           <w:start w:w="60" w:type="dxa"/>
           <w:end w:w="60" w:type="dxa"/>
         </w:tblCellMar>
+        <w:tblLook w:firstColumn="1" w:firstRow="1" w:lastColumn="0" w:lastRow="0" w:noHBand="0" w:noVBand="1" w:val="04A0"/>
       </w:tblPr>
       <w:tblGrid>
         <w:gridCol w:w="1949"/>
@@ -14166,13 +14165,13 @@
         <w:tblW w:type="auto" w:w="0"/>
         <w:jc w:val="center"/>
         <w:tblLayout w:type="fixed"/>
-        <w:tblLook w:firstColumn="1" w:firstRow="1" w:lastColumn="0" w:lastRow="0" w:noHBand="0" w:noVBand="1" w:val="04A0"/>
         <w:tblCellMar>
           <w:top w:w="20" w:type="dxa"/>
           <w:bottom w:w="20" w:type="dxa"/>
           <w:start w:w="60" w:type="dxa"/>
           <w:end w:w="60" w:type="dxa"/>
         </w:tblCellMar>
+        <w:tblLook w:firstColumn="1" w:firstRow="1" w:lastColumn="0" w:lastRow="0" w:noHBand="0" w:noVBand="1" w:val="04A0"/>
       </w:tblPr>
       <w:tblGrid>
         <w:gridCol w:w="3249"/>
@@ -14637,13 +14636,13 @@
         <w:tblW w:type="auto" w:w="0"/>
         <w:jc w:val="center"/>
         <w:tblLayout w:type="fixed"/>
-        <w:tblLook w:firstColumn="1" w:firstRow="1" w:lastColumn="0" w:lastRow="0" w:noHBand="0" w:noVBand="1" w:val="04A0"/>
         <w:tblCellMar>
           <w:top w:w="20" w:type="dxa"/>
           <w:bottom w:w="20" w:type="dxa"/>
           <w:start w:w="60" w:type="dxa"/>
           <w:end w:w="60" w:type="dxa"/>
         </w:tblCellMar>
+        <w:tblLook w:firstColumn="1" w:firstRow="1" w:lastColumn="0" w:lastRow="0" w:noHBand="0" w:noVBand="1" w:val="04A0"/>
       </w:tblPr>
       <w:tblGrid>
         <w:gridCol w:w="4873"/>
@@ -14859,13 +14858,13 @@
         <w:tblW w:type="auto" w:w="0"/>
         <w:jc w:val="center"/>
         <w:tblLayout w:type="fixed"/>
-        <w:tblLook w:firstColumn="1" w:firstRow="1" w:lastColumn="0" w:lastRow="0" w:noHBand="0" w:noVBand="1" w:val="04A0"/>
         <w:tblCellMar>
           <w:top w:w="20" w:type="dxa"/>
           <w:bottom w:w="20" w:type="dxa"/>
           <w:start w:w="60" w:type="dxa"/>
           <w:end w:w="60" w:type="dxa"/>
         </w:tblCellMar>
+        <w:tblLook w:firstColumn="1" w:firstRow="1" w:lastColumn="0" w:lastRow="0" w:noHBand="0" w:noVBand="1" w:val="04A0"/>
       </w:tblPr>
       <w:tblGrid>
         <w:gridCol w:w="3249"/>
@@ -15184,7 +15183,11 @@
         <w:sz w:val="18"/>
       </w:rPr>
     </w:r>
-    <w:fldSimple w:instr="PAGE"/>
+    <w:fldSimple w:instr="PAGE">
+      <w:r>
+        <w:t>1</w:t>
+      </w:r>
+    </w:fldSimple>
   </w:p>
 </w:ftr>
 </file>
